--- a/docs/evaluation/prompt-evaluation-table.no-items-submission-pdf.docx
+++ b/docs/evaluation/prompt-evaluation-table.no-items-submission-pdf.docx
@@ -60,7 +60,7 @@
           <w:b w:val="0"/>
           <w:sz w:val="20"/>
         </w:rPr>
-        <w:t>15 September 2026</w:t>
+        <w:t>16 September 2026</w:t>
       </w:r>
     </w:p>
     <w:p/>
@@ -193,7 +193,7 @@
               <w:rPr>
                 <w:sz w:val="18"/>
               </w:rPr>
-              <w:t>v2.0-per-item</w:t>
+              <w:t>v2.0-per-item + adjudicator-v1.0</w:t>
             </w:r>
           </w:p>
         </w:tc>
@@ -397,7 +397,7 @@
               <w:rPr>
                 <w:sz w:val="18"/>
               </w:rPr>
-              <w:t>A seven-page synthetic tender submission, the same content again as a Word file and as plain text, a scanned image-only version of it, a realistic tender package containing none of the required documents, and a sixty-page document used to test the size limit.</w:t>
+              <w:t>The submission no-items-submission-pdf, one of the documents used for testing.</w:t>
             </w:r>
           </w:p>
         </w:tc>

--- a/docs/evaluation/prompt-evaluation-table.no-items-submission-pdf.docx
+++ b/docs/evaluation/prompt-evaluation-table.no-items-submission-pdf.docx
@@ -2,6 +2,11 @@
 <file path=word/document.xml><?xml version="1.0" encoding="utf-8"?>
 <w:document xmlns:wpc="http://schemas.microsoft.com/office/word/2010/wordprocessingCanvas" xmlns:mo="http://schemas.microsoft.com/office/mac/office/2008/main" xmlns:mc="http://schemas.openxmlformats.org/markup-compatibility/2006" xmlns:mv="urn:schemas-microsoft-com:mac:vml" xmlns:o="urn:schemas-microsoft-com:office:office" xmlns:r="http://schemas.openxmlformats.org/officeDocument/2006/relationships" xmlns:m="http://schemas.openxmlformats.org/officeDocument/2006/math" xmlns:v="urn:schemas-microsoft-com:vml" xmlns:wp14="http://schemas.microsoft.com/office/word/2010/wordprocessingDrawing" xmlns:wp="http://schemas.openxmlformats.org/drawingml/2006/wordprocessingDrawing" xmlns:w10="urn:schemas-microsoft-com:office:word" xmlns:w="http://schemas.openxmlformats.org/wordprocessingml/2006/main" xmlns:w14="http://schemas.microsoft.com/office/word/2010/wordml" xmlns:wpg="http://schemas.microsoft.com/office/word/2010/wordprocessingGroup" xmlns:wpi="http://schemas.microsoft.com/office/word/2010/wordprocessingInk" xmlns:wne="http://schemas.microsoft.com/office/word/2006/wordml" xmlns:wps="http://schemas.microsoft.com/office/word/2010/wordprocessingShape" mc:Ignorable="w14 wp14">
   <w:body>
+    <w:p/>
+    <w:p/>
+    <w:p/>
+    <w:p/>
+    <w:p/>
     <w:p>
       <w:pPr>
         <w:jc w:val="center"/>
@@ -9,8 +14,7 @@
       <w:r>
         <w:rPr>
           <w:b/>
-          <w:color w:val="0F2B46"/>
-          <w:sz w:val="36"/>
+          <w:sz w:val="40"/>
         </w:rPr>
         <w:t>Evaluation of no-items-submission-pdf</w:t>
       </w:r>
@@ -21,8 +25,20 @@
       </w:pPr>
       <w:r>
         <w:rPr>
+          <w:b w:val="0"/>
+          <w:sz w:val="28"/>
+        </w:rPr>
+        <w:t>Expected against actual behaviour</w:t>
+      </w:r>
+    </w:p>
+    <w:p/>
+    <w:p>
+      <w:pPr>
+        <w:jc w:val="center"/>
+      </w:pPr>
+      <w:r>
+        <w:rPr>
           <w:b/>
-          <w:sz w:val="26"/>
         </w:rPr>
         <w:t>Public Procurement Document-Completeness Agent</w:t>
       </w:r>
@@ -34,7 +50,6 @@
       <w:r>
         <w:rPr>
           <w:b w:val="0"/>
-          <w:sz w:val="22"/>
         </w:rPr>
         <w:t>BSE4104 AI-Native and Agentic Engineering Capstone</w:t>
       </w:r>
@@ -46,9 +61,8 @@
       <w:r>
         <w:rPr>
           <w:b w:val="0"/>
-          <w:sz w:val="22"/>
         </w:rPr>
-        <w:t>Group-H (Evening), Makerere University</w:t>
+        <w:t>Group H (Evening), Makerere University</w:t>
       </w:r>
     </w:p>
     <w:p>
@@ -58,19 +72,8 @@
       <w:r>
         <w:rPr>
           <w:b w:val="0"/>
-          <w:sz w:val="20"/>
         </w:rPr>
         <w:t>16 September 2026</w:t>
-      </w:r>
-    </w:p>
-    <w:p/>
-    <w:p>
-      <w:r>
-        <w:rPr>
-          <w:b/>
-          <w:sz w:val="26"/>
-        </w:rPr>
-        <w:t>1 of 1 cases behaved as expected.</w:t>
       </w:r>
     </w:p>
     <w:p>
@@ -78,7 +81,99 @@
         <w:pStyle w:val="Heading1"/>
       </w:pPr>
       <w:r>
-        <w:t>1. Run details</w:t>
+        <w:t>1. Introduction and objectives</w:t>
+      </w:r>
+    </w:p>
+    <w:p>
+      <w:r>
+        <w:rPr>
+          <w:i w:val="0"/>
+        </w:rPr>
+        <w:t>This report records an evaluation of the Public Procurement Document-Completeness Agent against 1 test case. The objective was to determine, case by case, whether the actual behaviour of the system met the behaviour expected of it.</w:t>
+      </w:r>
+    </w:p>
+    <w:p>
+      <w:r>
+        <w:rPr>
+          <w:i w:val="0"/>
+        </w:rPr>
+        <w:t>Each expected behaviour was written before the case was run and was not changed afterwards. For every case the report states the expected behaviour, the actual behaviour in full, and an observation describing any difference between the two.</w:t>
+      </w:r>
+    </w:p>
+    <w:p>
+      <w:pPr>
+        <w:pStyle w:val="Heading1"/>
+      </w:pPr>
+      <w:r>
+        <w:t>2. Methodology</w:t>
+      </w:r>
+    </w:p>
+    <w:p>
+      <w:r>
+        <w:rPr>
+          <w:i w:val="0"/>
+        </w:rPr>
+        <w:t>Each case was run once through the application, not through the model alone, so the deterministic checks were exercised as well. A case was marked Pass only when every part of the expected behaviour was met.</w:t>
+      </w:r>
+    </w:p>
+    <w:p>
+      <w:r>
+        <w:rPr>
+          <w:b/>
+        </w:rPr>
+        <w:t xml:space="preserve">Documents tested. </w:t>
+      </w:r>
+      <w:r>
+        <w:rPr>
+          <w:i w:val="0"/>
+        </w:rPr>
+        <w:t>The submission no-items-submission-pdf, one of the documents used for testing.</w:t>
+      </w:r>
+    </w:p>
+    <w:p>
+      <w:r>
+        <w:rPr>
+          <w:i w:val="0"/>
+        </w:rPr>
+        <w:t>Table 1 records the configuration under which the cases were run.</w:t>
+      </w:r>
+    </w:p>
+    <w:p>
+      <w:pPr>
+        <w:pStyle w:val="Caption"/>
+      </w:pPr>
+      <w:r>
+        <w:rPr>
+          <w:b/>
+        </w:rPr>
+        <w:t xml:space="preserve">Table </w:t>
+      </w:r>
+      <w:r>
+        <w:fldChar w:fldCharType="begin"/>
+      </w:r>
+      <w:r>
+        <w:instrText xml:space="preserve"> SEQ Table \* ARABIC </w:instrText>
+      </w:r>
+      <w:r>
+        <w:fldChar w:fldCharType="separate"/>
+      </w:r>
+      <w:r>
+        <w:rPr>
+          <w:b/>
+        </w:rPr>
+        <w:t>1</w:t>
+      </w:r>
+      <w:r>
+        <w:fldChar w:fldCharType="end"/>
+      </w:r>
+      <w:r>
+        <w:rPr>
+          <w:b/>
+        </w:rPr>
+        <w:t xml:space="preserve">: </w:t>
+      </w:r>
+      <w:r>
+        <w:t>Configuration of the evaluated run</w:t>
       </w:r>
     </w:p>
     <w:tbl>
@@ -89,23 +184,28 @@
         <w:tblLook w:firstColumn="1" w:firstRow="1" w:lastColumn="0" w:lastRow="0" w:noHBand="0" w:noVBand="1" w:val="04A0"/>
       </w:tblPr>
       <w:tblGrid>
-        <w:gridCol w:w="4680"/>
-        <w:gridCol w:w="4680"/>
+        <w:gridCol w:w="4513"/>
+        <w:gridCol w:w="4513"/>
       </w:tblGrid>
       <w:tr>
+        <w:trPr>
+          <w:tblHeader w:val="true"/>
+        </w:trPr>
         <w:tc>
           <w:tcPr>
-            <w:tcW w:type="dxa" w:w="4680"/>
-            <w:shd w:fill="E8EDF2"/>
+            <w:tcW w:type="dxa" w:w="2655"/>
           </w:tcPr>
           <w:p>
             <w:pPr>
-              <w:spacing w:after="40"/>
+              <w:spacing w:line="240" w:lineRule="auto" w:after="40"/>
+              <w:jc w:val="left"/>
             </w:pPr>
+            <w:r/>
             <w:r>
               <w:rPr>
+                <w:rFonts w:ascii="Times New Roman" w:hAnsi="Times New Roman"/>
                 <w:b/>
-                <w:sz w:val="18"/>
+                <w:sz w:val="20"/>
               </w:rPr>
               <w:t>Setting</w:t>
             </w:r>
@@ -113,17 +213,19 @@
         </w:tc>
         <w:tc>
           <w:tcPr>
-            <w:tcW w:type="dxa" w:w="4680"/>
-            <w:shd w:fill="E8EDF2"/>
+            <w:tcW w:type="dxa" w:w="6371"/>
           </w:tcPr>
           <w:p>
             <w:pPr>
-              <w:spacing w:after="40"/>
+              <w:spacing w:line="240" w:lineRule="auto" w:after="40"/>
+              <w:jc w:val="left"/>
             </w:pPr>
+            <w:r/>
             <w:r>
               <w:rPr>
+                <w:rFonts w:ascii="Times New Roman" w:hAnsi="Times New Roman"/>
                 <w:b/>
-                <w:sz w:val="18"/>
+                <w:sz w:val="20"/>
               </w:rPr>
               <w:t>Value</w:t>
             </w:r>
@@ -133,15 +235,19 @@
       <w:tr>
         <w:tc>
           <w:tcPr>
-            <w:tcW w:type="dxa" w:w="4680"/>
+            <w:tcW w:type="dxa" w:w="2655"/>
           </w:tcPr>
           <w:p>
             <w:pPr>
-              <w:spacing w:after="40"/>
+              <w:spacing w:line="240" w:lineRule="auto" w:after="40"/>
+              <w:jc w:val="left"/>
             </w:pPr>
+            <w:r/>
             <w:r>
               <w:rPr>
-                <w:sz w:val="18"/>
+                <w:rFonts w:ascii="Times New Roman" w:hAnsi="Times New Roman"/>
+                <w:b w:val="0"/>
+                <w:sz w:val="20"/>
               </w:rPr>
               <w:t>Model</w:t>
             </w:r>
@@ -149,15 +255,19 @@
         </w:tc>
         <w:tc>
           <w:tcPr>
-            <w:tcW w:type="dxa" w:w="4680"/>
+            <w:tcW w:type="dxa" w:w="6371"/>
           </w:tcPr>
           <w:p>
             <w:pPr>
-              <w:spacing w:after="40"/>
+              <w:spacing w:line="240" w:lineRule="auto" w:after="40"/>
+              <w:jc w:val="left"/>
             </w:pPr>
+            <w:r/>
             <w:r>
               <w:rPr>
-                <w:sz w:val="18"/>
+                <w:rFonts w:ascii="Times New Roman" w:hAnsi="Times New Roman"/>
+                <w:b w:val="0"/>
+                <w:sz w:val="20"/>
               </w:rPr>
               <w:t>llama3.1:8b</w:t>
             </w:r>
@@ -167,31 +277,39 @@
       <w:tr>
         <w:tc>
           <w:tcPr>
-            <w:tcW w:type="dxa" w:w="4680"/>
+            <w:tcW w:type="dxa" w:w="2655"/>
           </w:tcPr>
           <w:p>
             <w:pPr>
-              <w:spacing w:after="40"/>
+              <w:spacing w:line="240" w:lineRule="auto" w:after="40"/>
+              <w:jc w:val="left"/>
             </w:pPr>
+            <w:r/>
             <w:r>
               <w:rPr>
-                <w:sz w:val="18"/>
+                <w:rFonts w:ascii="Times New Roman" w:hAnsi="Times New Roman"/>
+                <w:b w:val="0"/>
+                <w:sz w:val="20"/>
               </w:rPr>
-              <w:t>Prompt version</w:t>
+              <w:t>Prompt pipeline</w:t>
             </w:r>
           </w:p>
         </w:tc>
         <w:tc>
           <w:tcPr>
-            <w:tcW w:type="dxa" w:w="4680"/>
+            <w:tcW w:type="dxa" w:w="6371"/>
           </w:tcPr>
           <w:p>
             <w:pPr>
-              <w:spacing w:after="40"/>
+              <w:spacing w:line="240" w:lineRule="auto" w:after="40"/>
+              <w:jc w:val="left"/>
             </w:pPr>
+            <w:r/>
             <w:r>
               <w:rPr>
-                <w:sz w:val="18"/>
+                <w:rFonts w:ascii="Times New Roman" w:hAnsi="Times New Roman"/>
+                <w:b w:val="0"/>
+                <w:sz w:val="20"/>
               </w:rPr>
               <w:t>v2.0-per-item + adjudicator-v1.0</w:t>
             </w:r>
@@ -201,15 +319,19 @@
       <w:tr>
         <w:tc>
           <w:tcPr>
-            <w:tcW w:type="dxa" w:w="4680"/>
+            <w:tcW w:type="dxa" w:w="2655"/>
           </w:tcPr>
           <w:p>
             <w:pPr>
-              <w:spacing w:after="40"/>
+              <w:spacing w:line="240" w:lineRule="auto" w:after="40"/>
+              <w:jc w:val="left"/>
             </w:pPr>
+            <w:r/>
             <w:r>
               <w:rPr>
-                <w:sz w:val="18"/>
+                <w:rFonts w:ascii="Times New Roman" w:hAnsi="Times New Roman"/>
+                <w:b w:val="0"/>
+                <w:sz w:val="20"/>
               </w:rPr>
               <w:t>Matching method</w:t>
             </w:r>
@@ -217,15 +339,19 @@
         </w:tc>
         <w:tc>
           <w:tcPr>
-            <w:tcW w:type="dxa" w:w="4680"/>
+            <w:tcW w:type="dxa" w:w="6371"/>
           </w:tcPr>
           <w:p>
             <w:pPr>
-              <w:spacing w:after="40"/>
+              <w:spacing w:line="240" w:lineRule="auto" w:after="40"/>
+              <w:jc w:val="left"/>
             </w:pPr>
+            <w:r/>
             <w:r>
               <w:rPr>
-                <w:sz w:val="18"/>
+                <w:rFonts w:ascii="Times New Roman" w:hAnsi="Times New Roman"/>
+                <w:b w:val="0"/>
+                <w:sz w:val="20"/>
               </w:rPr>
               <w:t>one check per checklist item</w:t>
             </w:r>
@@ -235,31 +361,39 @@
       <w:tr>
         <w:tc>
           <w:tcPr>
-            <w:tcW w:type="dxa" w:w="4680"/>
+            <w:tcW w:type="dxa" w:w="2655"/>
           </w:tcPr>
           <w:p>
             <w:pPr>
-              <w:spacing w:after="40"/>
+              <w:spacing w:line="240" w:lineRule="auto" w:after="40"/>
+              <w:jc w:val="left"/>
             </w:pPr>
+            <w:r/>
             <w:r>
               <w:rPr>
-                <w:sz w:val="18"/>
+                <w:rFonts w:ascii="Times New Roman" w:hAnsi="Times New Roman"/>
+                <w:b w:val="0"/>
+                <w:sz w:val="20"/>
               </w:rPr>
-              <w:t>Human-review threshold</w:t>
+              <w:t>Human review threshold</w:t>
             </w:r>
           </w:p>
         </w:tc>
         <w:tc>
           <w:tcPr>
-            <w:tcW w:type="dxa" w:w="4680"/>
+            <w:tcW w:type="dxa" w:w="6371"/>
           </w:tcPr>
           <w:p>
             <w:pPr>
-              <w:spacing w:after="40"/>
+              <w:spacing w:line="240" w:lineRule="auto" w:after="40"/>
+              <w:jc w:val="left"/>
             </w:pPr>
+            <w:r/>
             <w:r>
               <w:rPr>
-                <w:sz w:val="18"/>
+                <w:rFonts w:ascii="Times New Roman" w:hAnsi="Times New Roman"/>
+                <w:b w:val="0"/>
+                <w:sz w:val="20"/>
               </w:rPr>
               <w:t>0.85</w:t>
             </w:r>
@@ -269,15 +403,19 @@
       <w:tr>
         <w:tc>
           <w:tcPr>
-            <w:tcW w:type="dxa" w:w="4680"/>
+            <w:tcW w:type="dxa" w:w="2655"/>
           </w:tcPr>
           <w:p>
             <w:pPr>
-              <w:spacing w:after="40"/>
+              <w:spacing w:line="240" w:lineRule="auto" w:after="40"/>
+              <w:jc w:val="left"/>
             </w:pPr>
+            <w:r/>
             <w:r>
               <w:rPr>
-                <w:sz w:val="18"/>
+                <w:rFonts w:ascii="Times New Roman" w:hAnsi="Times New Roman"/>
+                <w:b w:val="0"/>
+                <w:sz w:val="20"/>
               </w:rPr>
               <w:t>Context window</w:t>
             </w:r>
@@ -285,15 +423,19 @@
         </w:tc>
         <w:tc>
           <w:tcPr>
-            <w:tcW w:type="dxa" w:w="4680"/>
+            <w:tcW w:type="dxa" w:w="6371"/>
           </w:tcPr>
           <w:p>
             <w:pPr>
-              <w:spacing w:after="40"/>
+              <w:spacing w:line="240" w:lineRule="auto" w:after="40"/>
+              <w:jc w:val="left"/>
             </w:pPr>
+            <w:r/>
             <w:r>
               <w:rPr>
-                <w:sz w:val="18"/>
+                <w:rFonts w:ascii="Times New Roman" w:hAnsi="Times New Roman"/>
+                <w:b w:val="0"/>
+                <w:sz w:val="20"/>
               </w:rPr>
               <w:t>16,384 tokens</w:t>
             </w:r>
@@ -303,15 +445,19 @@
       <w:tr>
         <w:tc>
           <w:tcPr>
-            <w:tcW w:type="dxa" w:w="4680"/>
+            <w:tcW w:type="dxa" w:w="2655"/>
           </w:tcPr>
           <w:p>
             <w:pPr>
-              <w:spacing w:after="40"/>
+              <w:spacing w:line="240" w:lineRule="auto" w:after="40"/>
+              <w:jc w:val="left"/>
             </w:pPr>
+            <w:r/>
             <w:r>
               <w:rPr>
-                <w:sz w:val="18"/>
+                <w:rFonts w:ascii="Times New Roman" w:hAnsi="Times New Roman"/>
+                <w:b w:val="0"/>
+                <w:sz w:val="20"/>
               </w:rPr>
               <w:t>Cases run</w:t>
             </w:r>
@@ -319,15 +465,19 @@
         </w:tc>
         <w:tc>
           <w:tcPr>
-            <w:tcW w:type="dxa" w:w="4680"/>
+            <w:tcW w:type="dxa" w:w="6371"/>
           </w:tcPr>
           <w:p>
             <w:pPr>
-              <w:spacing w:after="40"/>
+              <w:spacing w:line="240" w:lineRule="auto" w:after="40"/>
+              <w:jc w:val="left"/>
             </w:pPr>
+            <w:r/>
             <w:r>
               <w:rPr>
-                <w:sz w:val="18"/>
+                <w:rFonts w:ascii="Times New Roman" w:hAnsi="Times New Roman"/>
+                <w:b w:val="0"/>
+                <w:sz w:val="20"/>
               </w:rPr>
               <w:t>1</w:t>
             </w:r>
@@ -337,15 +487,19 @@
       <w:tr>
         <w:tc>
           <w:tcPr>
-            <w:tcW w:type="dxa" w:w="4680"/>
+            <w:tcW w:type="dxa" w:w="2655"/>
           </w:tcPr>
           <w:p>
             <w:pPr>
-              <w:spacing w:after="40"/>
+              <w:spacing w:line="240" w:lineRule="auto" w:after="40"/>
+              <w:jc w:val="left"/>
             </w:pPr>
+            <w:r/>
             <w:r>
               <w:rPr>
-                <w:sz w:val="18"/>
+                <w:rFonts w:ascii="Times New Roman" w:hAnsi="Times New Roman"/>
+                <w:b w:val="0"/>
+                <w:sz w:val="20"/>
               </w:rPr>
               <w:t>Cases meeting expectation</w:t>
             </w:r>
@@ -353,15 +507,19 @@
         </w:tc>
         <w:tc>
           <w:tcPr>
-            <w:tcW w:type="dxa" w:w="4680"/>
+            <w:tcW w:type="dxa" w:w="6371"/>
           </w:tcPr>
           <w:p>
             <w:pPr>
-              <w:spacing w:after="40"/>
+              <w:spacing w:line="240" w:lineRule="auto" w:after="40"/>
+              <w:jc w:val="left"/>
             </w:pPr>
+            <w:r/>
             <w:r>
               <w:rPr>
-                <w:sz w:val="18"/>
+                <w:rFonts w:ascii="Times New Roman" w:hAnsi="Times New Roman"/>
+                <w:b w:val="0"/>
+                <w:sz w:val="20"/>
               </w:rPr>
               <w:t>1 of 1</w:t>
             </w:r>
@@ -371,53 +529,111 @@
       <w:tr>
         <w:tc>
           <w:tcPr>
-            <w:tcW w:type="dxa" w:w="4680"/>
+            <w:tcW w:type="dxa" w:w="2655"/>
           </w:tcPr>
           <w:p>
             <w:pPr>
-              <w:spacing w:after="40"/>
+              <w:spacing w:line="240" w:lineRule="auto" w:after="40"/>
+              <w:jc w:val="left"/>
             </w:pPr>
+            <w:r/>
             <w:r>
               <w:rPr>
-                <w:sz w:val="18"/>
+                <w:rFonts w:ascii="Times New Roman" w:hAnsi="Times New Roman"/>
+                <w:b w:val="0"/>
+                <w:sz w:val="20"/>
               </w:rPr>
-              <w:t>Documents tested</w:t>
+              <w:t>Date</w:t>
             </w:r>
           </w:p>
         </w:tc>
         <w:tc>
           <w:tcPr>
-            <w:tcW w:type="dxa" w:w="4680"/>
+            <w:tcW w:type="dxa" w:w="6371"/>
           </w:tcPr>
           <w:p>
             <w:pPr>
-              <w:spacing w:after="40"/>
+              <w:spacing w:line="240" w:lineRule="auto" w:after="40"/>
+              <w:jc w:val="left"/>
             </w:pPr>
+            <w:r/>
             <w:r>
               <w:rPr>
-                <w:sz w:val="18"/>
+                <w:rFonts w:ascii="Times New Roman" w:hAnsi="Times New Roman"/>
+                <w:b w:val="0"/>
+                <w:sz w:val="20"/>
               </w:rPr>
-              <w:t>The submission no-items-submission-pdf, one of the documents used for testing.</w:t>
+              <w:t>16 September 2026</w:t>
             </w:r>
           </w:p>
         </w:tc>
       </w:tr>
     </w:tbl>
     <w:p>
-      <w:r>
-        <w:rPr>
-          <w:i/>
-          <w:sz w:val="18"/>
-        </w:rPr>
-        <w:t>Table 1: Configuration of the evaluated run.</w:t>
-      </w:r>
+      <w:pPr>
+        <w:spacing w:after="0"/>
+      </w:pPr>
     </w:p>
     <w:p>
       <w:pPr>
         <w:pStyle w:val="Heading1"/>
       </w:pPr>
       <w:r>
-        <w:t>2. Results by area</w:t>
+        <w:t>3. Results</w:t>
+      </w:r>
+    </w:p>
+    <w:p>
+      <w:r>
+        <w:rPr>
+          <w:i w:val="0"/>
+        </w:rPr>
+        <w:t>1 of 1 cases behaved as expected.</w:t>
+      </w:r>
+    </w:p>
+    <w:p>
+      <w:r>
+        <w:rPr>
+          <w:i w:val="0"/>
+        </w:rPr>
+        <w:t>Table 2 groups the cases by the area of behaviour they tested.</w:t>
+      </w:r>
+    </w:p>
+    <w:p>
+      <w:pPr>
+        <w:pStyle w:val="Caption"/>
+      </w:pPr>
+      <w:r>
+        <w:rPr>
+          <w:b/>
+        </w:rPr>
+        <w:t xml:space="preserve">Table </w:t>
+      </w:r>
+      <w:r>
+        <w:fldChar w:fldCharType="begin"/>
+      </w:r>
+      <w:r>
+        <w:instrText xml:space="preserve"> SEQ Table \* ARABIC </w:instrText>
+      </w:r>
+      <w:r>
+        <w:fldChar w:fldCharType="separate"/>
+      </w:r>
+      <w:r>
+        <w:rPr>
+          <w:b/>
+        </w:rPr>
+        <w:t>2</w:t>
+      </w:r>
+      <w:r>
+        <w:fldChar w:fldCharType="end"/>
+      </w:r>
+      <w:r>
+        <w:rPr>
+          <w:b/>
+        </w:rPr>
+        <w:t xml:space="preserve">: </w:t>
+      </w:r>
+      <w:r>
+        <w:t>Cases meeting expectation, by area</w:t>
       </w:r>
     </w:p>
     <w:tbl>
@@ -428,23 +644,28 @@
         <w:tblLook w:firstColumn="1" w:firstRow="1" w:lastColumn="0" w:lastRow="0" w:noHBand="0" w:noVBand="1" w:val="04A0"/>
       </w:tblPr>
       <w:tblGrid>
-        <w:gridCol w:w="4680"/>
-        <w:gridCol w:w="4680"/>
+        <w:gridCol w:w="4513"/>
+        <w:gridCol w:w="4513"/>
       </w:tblGrid>
       <w:tr>
+        <w:trPr>
+          <w:tblHeader w:val="true"/>
+        </w:trPr>
         <w:tc>
           <w:tcPr>
-            <w:tcW w:type="dxa" w:w="4680"/>
-            <w:shd w:fill="E8EDF2"/>
+            <w:tcW w:type="dxa" w:w="6769"/>
           </w:tcPr>
           <w:p>
             <w:pPr>
-              <w:spacing w:after="40"/>
+              <w:spacing w:line="240" w:lineRule="auto" w:after="40"/>
+              <w:jc w:val="left"/>
             </w:pPr>
+            <w:r/>
             <w:r>
               <w:rPr>
+                <w:rFonts w:ascii="Times New Roman" w:hAnsi="Times New Roman"/>
                 <w:b/>
-                <w:sz w:val="18"/>
+                <w:sz w:val="20"/>
               </w:rPr>
               <w:t>Area tested</w:t>
             </w:r>
@@ -452,17 +673,19 @@
         </w:tc>
         <w:tc>
           <w:tcPr>
-            <w:tcW w:type="dxa" w:w="4680"/>
-            <w:shd w:fill="E8EDF2"/>
+            <w:tcW w:type="dxa" w:w="2256"/>
           </w:tcPr>
           <w:p>
             <w:pPr>
-              <w:spacing w:after="40"/>
+              <w:spacing w:line="240" w:lineRule="auto" w:after="40"/>
+              <w:jc w:val="left"/>
             </w:pPr>
+            <w:r/>
             <w:r>
               <w:rPr>
+                <w:rFonts w:ascii="Times New Roman" w:hAnsi="Times New Roman"/>
                 <w:b/>
-                <w:sz w:val="18"/>
+                <w:sz w:val="20"/>
               </w:rPr>
               <w:t>As expected</w:t>
             </w:r>
@@ -472,15 +695,19 @@
       <w:tr>
         <w:tc>
           <w:tcPr>
-            <w:tcW w:type="dxa" w:w="4680"/>
+            <w:tcW w:type="dxa" w:w="6769"/>
           </w:tcPr>
           <w:p>
             <w:pPr>
-              <w:spacing w:after="40"/>
+              <w:spacing w:line="240" w:lineRule="auto" w:after="40"/>
+              <w:jc w:val="left"/>
             </w:pPr>
+            <w:r/>
             <w:r>
               <w:rPr>
-                <w:sz w:val="18"/>
+                <w:rFonts w:ascii="Times New Roman" w:hAnsi="Times New Roman"/>
+                <w:b w:val="0"/>
+                <w:sz w:val="20"/>
               </w:rPr>
               <w:t>Noticing documents that are missing</w:t>
             </w:r>
@@ -488,17 +715,20 @@
         </w:tc>
         <w:tc>
           <w:tcPr>
-            <w:tcW w:type="dxa" w:w="4680"/>
+            <w:tcW w:type="dxa" w:w="2256"/>
           </w:tcPr>
           <w:p>
             <w:pPr>
-              <w:spacing w:after="40"/>
+              <w:spacing w:line="240" w:lineRule="auto" w:after="40"/>
+              <w:jc w:val="left"/>
             </w:pPr>
+            <w:r/>
             <w:r>
               <w:rPr>
+                <w:rFonts w:ascii="Times New Roman" w:hAnsi="Times New Roman"/>
                 <w:b/>
                 <w:color w:val="1E6B2B"/>
-                <w:sz w:val="18"/>
+                <w:sz w:val="20"/>
               </w:rPr>
               <w:t>1 of 1</w:t>
             </w:r>
@@ -507,20 +737,54 @@
       </w:tr>
     </w:tbl>
     <w:p>
+      <w:pPr>
+        <w:spacing w:after="0"/>
+      </w:pPr>
+    </w:p>
+    <w:p>
       <w:r>
         <w:rPr>
-          <w:i/>
-          <w:sz w:val="18"/>
+          <w:i w:val="0"/>
         </w:rPr>
-        <w:t>Table 2: Cases meeting expectation, grouped by area.</w:t>
+        <w:t>Table 3 summarises every case. Section 4 gives the full expected and actual behaviour for each one.</w:t>
       </w:r>
     </w:p>
     <w:p>
       <w:pPr>
-        <w:pStyle w:val="Heading1"/>
+        <w:pStyle w:val="Caption"/>
       </w:pPr>
       <w:r>
-        <w:t>3. Every case</w:t>
+        <w:rPr>
+          <w:b/>
+        </w:rPr>
+        <w:t xml:space="preserve">Table </w:t>
+      </w:r>
+      <w:r>
+        <w:fldChar w:fldCharType="begin"/>
+      </w:r>
+      <w:r>
+        <w:instrText xml:space="preserve"> SEQ Table \* ARABIC </w:instrText>
+      </w:r>
+      <w:r>
+        <w:fldChar w:fldCharType="separate"/>
+      </w:r>
+      <w:r>
+        <w:rPr>
+          <w:b/>
+        </w:rPr>
+        <w:t>3</w:t>
+      </w:r>
+      <w:r>
+        <w:fldChar w:fldCharType="end"/>
+      </w:r>
+      <w:r>
+        <w:rPr>
+          <w:b/>
+        </w:rPr>
+        <w:t xml:space="preserve">: </w:t>
+      </w:r>
+      <w:r>
+        <w:t>Result of every case</w:t>
       </w:r>
     </w:p>
     <w:tbl>
@@ -531,27 +795,30 @@
         <w:tblLook w:firstColumn="1" w:firstRow="1" w:lastColumn="0" w:lastRow="0" w:noHBand="0" w:noVBand="1" w:val="04A0"/>
       </w:tblPr>
       <w:tblGrid>
-        <w:gridCol w:w="1560"/>
-        <w:gridCol w:w="1560"/>
-        <w:gridCol w:w="1560"/>
-        <w:gridCol w:w="1560"/>
-        <w:gridCol w:w="1560"/>
-        <w:gridCol w:w="1560"/>
+        <w:gridCol w:w="2256"/>
+        <w:gridCol w:w="2256"/>
+        <w:gridCol w:w="2256"/>
+        <w:gridCol w:w="2256"/>
       </w:tblGrid>
       <w:tr>
+        <w:trPr>
+          <w:tblHeader w:val="true"/>
+        </w:trPr>
         <w:tc>
           <w:tcPr>
-            <w:tcW w:type="dxa" w:w="1560"/>
-            <w:shd w:fill="E8EDF2"/>
+            <w:tcW w:type="dxa" w:w="1111"/>
           </w:tcPr>
           <w:p>
             <w:pPr>
-              <w:spacing w:after="40"/>
+              <w:spacing w:line="240" w:lineRule="auto" w:after="40"/>
+              <w:jc w:val="left"/>
             </w:pPr>
+            <w:r/>
             <w:r>
               <w:rPr>
+                <w:rFonts w:ascii="Times New Roman" w:hAnsi="Times New Roman"/>
                 <w:b/>
-                <w:sz w:val="18"/>
+                <w:sz w:val="20"/>
               </w:rPr>
               <w:t>Case</w:t>
             </w:r>
@@ -559,35 +826,39 @@
         </w:tc>
         <w:tc>
           <w:tcPr>
-            <w:tcW w:type="dxa" w:w="1560"/>
-            <w:shd w:fill="E8EDF2"/>
+            <w:tcW w:type="dxa" w:w="2222"/>
           </w:tcPr>
           <w:p>
             <w:pPr>
-              <w:spacing w:after="40"/>
+              <w:spacing w:line="240" w:lineRule="auto" w:after="40"/>
+              <w:jc w:val="left"/>
             </w:pPr>
+            <w:r/>
             <w:r>
               <w:rPr>
+                <w:rFonts w:ascii="Times New Roman" w:hAnsi="Times New Roman"/>
                 <w:b/>
-                <w:sz w:val="18"/>
+                <w:sz w:val="20"/>
               </w:rPr>
-              <w:t>AC</w:t>
+              <w:t>Area tested</w:t>
             </w:r>
           </w:p>
         </w:tc>
         <w:tc>
           <w:tcPr>
-            <w:tcW w:type="dxa" w:w="1560"/>
-            <w:shd w:fill="E8EDF2"/>
+            <w:tcW w:type="dxa" w:w="4721"/>
           </w:tcPr>
           <w:p>
             <w:pPr>
-              <w:spacing w:after="40"/>
+              <w:spacing w:line="240" w:lineRule="auto" w:after="40"/>
+              <w:jc w:val="left"/>
             </w:pPr>
+            <w:r/>
             <w:r>
               <w:rPr>
+                <w:rFonts w:ascii="Times New Roman" w:hAnsi="Times New Roman"/>
                 <w:b/>
-                <w:sz w:val="18"/>
+                <w:sz w:val="20"/>
               </w:rPr>
               <w:t>Scenario</w:t>
             </w:r>
@@ -595,53 +866,19 @@
         </w:tc>
         <w:tc>
           <w:tcPr>
-            <w:tcW w:type="dxa" w:w="1560"/>
-            <w:shd w:fill="E8EDF2"/>
+            <w:tcW w:type="dxa" w:w="972"/>
           </w:tcPr>
           <w:p>
             <w:pPr>
-              <w:spacing w:after="40"/>
+              <w:spacing w:line="240" w:lineRule="auto" w:after="40"/>
+              <w:jc w:val="left"/>
             </w:pPr>
+            <w:r/>
             <w:r>
               <w:rPr>
+                <w:rFonts w:ascii="Times New Roman" w:hAnsi="Times New Roman"/>
                 <w:b/>
-                <w:sz w:val="18"/>
-              </w:rPr>
-              <w:t>Expected</w:t>
-            </w:r>
-          </w:p>
-        </w:tc>
-        <w:tc>
-          <w:tcPr>
-            <w:tcW w:type="dxa" w:w="1560"/>
-            <w:shd w:fill="E8EDF2"/>
-          </w:tcPr>
-          <w:p>
-            <w:pPr>
-              <w:spacing w:after="40"/>
-            </w:pPr>
-            <w:r>
-              <w:rPr>
-                <w:b/>
-                <w:sz w:val="18"/>
-              </w:rPr>
-              <w:t>Actual</w:t>
-            </w:r>
-          </w:p>
-        </w:tc>
-        <w:tc>
-          <w:tcPr>
-            <w:tcW w:type="dxa" w:w="1560"/>
-            <w:shd w:fill="E8EDF2"/>
-          </w:tcPr>
-          <w:p>
-            <w:pPr>
-              <w:spacing w:after="40"/>
-            </w:pPr>
-            <w:r>
-              <w:rPr>
-                <w:b/>
-                <w:sz w:val="18"/>
+                <w:sz w:val="20"/>
               </w:rPr>
               <w:t>Result</w:t>
             </w:r>
@@ -651,15 +888,19 @@
       <w:tr>
         <w:tc>
           <w:tcPr>
-            <w:tcW w:type="dxa" w:w="1560"/>
+            <w:tcW w:type="dxa" w:w="1111"/>
           </w:tcPr>
           <w:p>
             <w:pPr>
-              <w:spacing w:after="40"/>
+              <w:spacing w:line="240" w:lineRule="auto" w:after="40"/>
+              <w:jc w:val="left"/>
             </w:pPr>
+            <w:r/>
             <w:r>
               <w:rPr>
-                <w:sz w:val="18"/>
+                <w:rFonts w:ascii="Times New Roman" w:hAnsi="Times New Roman"/>
+                <w:b/>
+                <w:sz w:val="20"/>
               </w:rPr>
               <w:t>EV-18</w:t>
             </w:r>
@@ -667,31 +908,39 @@
         </w:tc>
         <w:tc>
           <w:tcPr>
-            <w:tcW w:type="dxa" w:w="1560"/>
+            <w:tcW w:type="dxa" w:w="2222"/>
           </w:tcPr>
           <w:p>
             <w:pPr>
-              <w:spacing w:after="40"/>
+              <w:spacing w:line="240" w:lineRule="auto" w:after="40"/>
+              <w:jc w:val="left"/>
             </w:pPr>
+            <w:r/>
             <w:r>
               <w:rPr>
-                <w:sz w:val="18"/>
+                <w:rFonts w:ascii="Times New Roman" w:hAnsi="Times New Roman"/>
+                <w:b w:val="0"/>
+                <w:sz w:val="20"/>
               </w:rPr>
-              <w:t>AC4</w:t>
+              <w:t>Noticing documents that are missing</w:t>
             </w:r>
           </w:p>
         </w:tc>
         <w:tc>
           <w:tcPr>
-            <w:tcW w:type="dxa" w:w="1560"/>
+            <w:tcW w:type="dxa" w:w="4721"/>
           </w:tcPr>
           <w:p>
             <w:pPr>
-              <w:spacing w:after="40"/>
+              <w:spacing w:line="240" w:lineRule="auto" w:after="40"/>
+              <w:jc w:val="left"/>
             </w:pPr>
+            <w:r/>
             <w:r>
               <w:rPr>
-                <w:sz w:val="18"/>
+                <w:rFonts w:ascii="Times New Roman" w:hAnsi="Times New Roman"/>
+                <w:b w:val="0"/>
+                <w:sz w:val="20"/>
               </w:rPr>
               <w:t>A complete, realistic tender package that contains NONE of the ten required documents: only a method statement, programme, plant schedule, personnel list and safety approach. Three unrelated checklist items are checked against it. This isolates whether the model can report absence at all, or only ever latches onto the nearest plausible text.</w:t>
             </w:r>
@@ -699,49 +948,20 @@
         </w:tc>
         <w:tc>
           <w:tcPr>
-            <w:tcW w:type="dxa" w:w="1560"/>
+            <w:tcW w:type="dxa" w:w="972"/>
           </w:tcPr>
           <w:p>
             <w:pPr>
-              <w:spacing w:after="40"/>
+              <w:spacing w:line="240" w:lineRule="auto" w:after="40"/>
+              <w:jc w:val="left"/>
             </w:pPr>
+            <w:r/>
             <w:r>
               <w:rPr>
-                <w:sz w:val="18"/>
-              </w:rPr>
-              <w:t>All three items Not Found, with no page number and no snippet</w:t>
-            </w:r>
-          </w:p>
-        </w:tc>
-        <w:tc>
-          <w:tcPr>
-            <w:tcW w:type="dxa" w:w="1560"/>
-          </w:tcPr>
-          <w:p>
-            <w:pPr>
-              <w:spacing w:after="40"/>
-            </w:pPr>
-            <w:r>
-              <w:rPr>
-                <w:sz w:val="18"/>
-              </w:rPr>
-              <w:t>3 of 3 Not Found. CHK-01=Not Found (conf 0.00); CHK-02=Not Found (conf 0.00); CHK-04=Not Found (conf 0.00)</w:t>
-            </w:r>
-          </w:p>
-        </w:tc>
-        <w:tc>
-          <w:tcPr>
-            <w:tcW w:type="dxa" w:w="1560"/>
-          </w:tcPr>
-          <w:p>
-            <w:pPr>
-              <w:spacing w:after="40"/>
-            </w:pPr>
-            <w:r>
-              <w:rPr>
+                <w:rFonts w:ascii="Times New Roman" w:hAnsi="Times New Roman"/>
                 <w:b/>
                 <w:color w:val="1E6B2B"/>
-                <w:sz w:val="18"/>
+                <w:sz w:val="20"/>
               </w:rPr>
               <w:t>Pass</w:t>
             </w:r>
@@ -750,12 +970,154 @@
       </w:tr>
     </w:tbl>
     <w:p>
+      <w:pPr>
+        <w:spacing w:after="0"/>
+      </w:pPr>
+    </w:p>
+    <w:p>
+      <w:pPr>
+        <w:pStyle w:val="Heading1"/>
+      </w:pPr>
+      <w:r>
+        <w:t>4. Case-by-case results</w:t>
+      </w:r>
+    </w:p>
+    <w:p>
       <w:r>
         <w:rPr>
-          <w:i/>
-          <w:sz w:val="18"/>
+          <w:i w:val="0"/>
         </w:rPr>
-        <w:t>Table 3: Expected against actual behaviour, case by case.</w:t>
+        <w:t>Each case below sets the expected behaviour beside what the system actually did. The observation states what the difference, if any, means.</w:t>
+      </w:r>
+    </w:p>
+    <w:p>
+      <w:pPr>
+        <w:pStyle w:val="Heading2"/>
+      </w:pPr>
+      <w:r>
+        <w:t>4.1 EV-18: Noticing documents that are missing</w:t>
+      </w:r>
+    </w:p>
+    <w:p>
+      <w:r>
+        <w:rPr>
+          <w:b/>
+        </w:rPr>
+        <w:t xml:space="preserve">Acceptance criteria. </w:t>
+      </w:r>
+      <w:r>
+        <w:rPr>
+          <w:i w:val="0"/>
+        </w:rPr>
+        <w:t>AC4</w:t>
+      </w:r>
+    </w:p>
+    <w:p>
+      <w:r>
+        <w:rPr>
+          <w:b/>
+        </w:rPr>
+        <w:t xml:space="preserve">Scenario. </w:t>
+      </w:r>
+      <w:r>
+        <w:rPr>
+          <w:i w:val="0"/>
+        </w:rPr>
+        <w:t>A complete, realistic tender package that contains NONE of the ten required documents: only a method statement, programme, plant schedule, personnel list and safety approach. Three unrelated checklist items are checked against it. This isolates whether the model can report absence at all, or only ever latches onto the nearest plausible text.</w:t>
+      </w:r>
+    </w:p>
+    <w:p>
+      <w:r>
+        <w:rPr>
+          <w:b/>
+        </w:rPr>
+        <w:t xml:space="preserve">Document tested. </w:t>
+      </w:r>
+      <w:r>
+        <w:rPr>
+          <w:i w:val="0"/>
+        </w:rPr>
+        <w:t>no-items-submission-pdf</w:t>
+      </w:r>
+    </w:p>
+    <w:p>
+      <w:r>
+        <w:rPr>
+          <w:b/>
+        </w:rPr>
+        <w:t xml:space="preserve">Expected behaviour. </w:t>
+      </w:r>
+      <w:r>
+        <w:rPr>
+          <w:i w:val="0"/>
+        </w:rPr>
+        <w:t>All three items Not Found, with no page number and no snippet</w:t>
+      </w:r>
+    </w:p>
+    <w:p>
+      <w:r>
+        <w:rPr>
+          <w:b/>
+        </w:rPr>
+        <w:t xml:space="preserve">Actual behaviour. </w:t>
+      </w:r>
+      <w:r>
+        <w:rPr>
+          <w:i w:val="0"/>
+        </w:rPr>
+        <w:t>3 of 3 items came back as expected.</w:t>
+      </w:r>
+    </w:p>
+    <w:p>
+      <w:pPr>
+        <w:pStyle w:val="ListBullet"/>
+      </w:pPr>
+      <w:r>
+        <w:t>CHK-01 (Certificate of Incorporation or business registration certificate): Not Found, confidence 0.00. The model was given all 5 pages of the submission and asked to find this document. It reported that no passage is this document, and returned no page and no quotation. Its match confidence was 0.00. A value of 0.00 means it saw no likely match. With nothing quoted, there was no evidence for the later checks to verify. Evidence: None. No page number and no quotation were returned.</w:t>
+      </w:r>
+    </w:p>
+    <w:p>
+      <w:pPr>
+        <w:pStyle w:val="ListBullet"/>
+      </w:pPr>
+      <w:r>
+        <w:t>CHK-02 (Valid tax clearance certificate from the revenue authority): Not Found, confidence 0.00. The model was given all 5 pages of the submission and asked to find this document. It reported that no passage is this document, and returned no page and no quotation. Its match confidence was 0.00. A value of 0.00 means it saw no likely match. With nothing quoted, there was no evidence for the later checks to verify. Evidence: None. No page number and no quotation were returned.</w:t>
+      </w:r>
+    </w:p>
+    <w:p>
+      <w:pPr>
+        <w:pStyle w:val="ListBullet"/>
+      </w:pPr>
+      <w:r>
+        <w:t>CHK-04 (Bid security in the form and amount stated in the bidding document): Not Found, confidence 0.00. The model was given all 5 pages of the submission and asked to find this document. It reported that no passage is this document, and returned no page and no quotation. Its match confidence was 0.00. A value of 0.00 means it saw no likely match. With nothing quoted, there was no evidence for the later checks to verify. Evidence: None. No page number and no quotation were returned.</w:t>
+      </w:r>
+    </w:p>
+    <w:p>
+      <w:r>
+        <w:rPr>
+          <w:b/>
+        </w:rPr>
+        <w:t xml:space="preserve">Result. </w:t>
+      </w:r>
+      <w:r>
+        <w:rPr>
+          <w:i w:val="0"/>
+        </w:rPr>
+        <w:t>Pass</w:t>
+      </w:r>
+    </w:p>
+    <w:p>
+      <w:r>
+        <w:rPr>
+          <w:b/>
+        </w:rPr>
+        <w:t xml:space="preserve">Observation. </w:t>
+      </w:r>
+      <w:r>
+        <w:rPr>
+          <w:i w:val="0"/>
+        </w:rPr>
+        <w:t>CHK-01: Expected Not Found. The system returned Not Found. The outcome matched the expectation. CHK-02: Expected Not Found. The system returned Not Found. The outcome matched the expectation. CHK-04: Expected Not Found. The system returned Not Found. The outcome matched the expectation.</w:t>
       </w:r>
     </w:p>
     <w:p>
@@ -763,69 +1125,63 @@
         <w:pStyle w:val="Heading1"/>
       </w:pPr>
       <w:r>
-        <w:t>4. Limitations</w:t>
+        <w:t>5. Limitations</w:t>
+      </w:r>
+    </w:p>
+    <w:p>
+      <w:r>
+        <w:rPr>
+          <w:i w:val="0"/>
+        </w:rPr>
+        <w:t>The results above are subject to the following limitations.</w:t>
       </w:r>
     </w:p>
     <w:p>
       <w:pPr>
-        <w:pStyle w:val="ListNumber"/>
+        <w:pStyle w:val="ListBullet"/>
       </w:pPr>
       <w:r>
-        <w:rPr>
-          <w:sz w:val="20"/>
-        </w:rPr>
         <w:t>The machine used for testing has no graphics card, so the model runs on the processor alone. Each check takes roughly three to five minutes. Faster hardware would not change the verdicts, only the time taken.</w:t>
       </w:r>
     </w:p>
     <w:p>
       <w:pPr>
-        <w:pStyle w:val="ListNumber"/>
+        <w:pStyle w:val="ListBullet"/>
       </w:pPr>
       <w:r>
-        <w:rPr>
-          <w:sz w:val="20"/>
-        </w:rPr>
         <w:t>All submissions used are synthetic and short. A real tender pack is longer, more often scanned, and less tidily written.</w:t>
       </w:r>
     </w:p>
     <w:p>
       <w:pPr>
-        <w:pStyle w:val="ListNumber"/>
+        <w:pStyle w:val="ListBullet"/>
       </w:pPr>
       <w:r>
-        <w:rPr>
-          <w:sz w:val="20"/>
-        </w:rPr>
         <w:t>Only one checklist of ten items was used. A different checklist, or one written in different language, may produce different results.</w:t>
       </w:r>
     </w:p>
     <w:p>
       <w:pPr>
-        <w:pStyle w:val="ListNumber"/>
+        <w:pStyle w:val="ListBullet"/>
       </w:pPr>
       <w:r>
-        <w:rPr>
-          <w:sz w:val="20"/>
-        </w:rPr>
         <w:t>The optical character recognition step promised in the architecture document has not been built, so scanned documents cannot be checked at all yet. The system refuses them clearly rather than pretending to read them.</w:t>
       </w:r>
     </w:p>
     <w:p>
       <w:pPr>
-        <w:pStyle w:val="ListNumber"/>
+        <w:pStyle w:val="ListBullet"/>
       </w:pPr>
       <w:r>
-        <w:rPr>
-          <w:sz w:val="20"/>
-        </w:rPr>
         <w:t>These results describe one specific model at one specific setting. They are a starting point to improve on, not a final measure of what is achievable.</w:t>
       </w:r>
     </w:p>
     <w:sectPr>
       <w:footerReference w:type="default" r:id="rId9"/>
-      <w:pgSz w:w="12240" w:h="15840"/>
+      <w:pgSz w:w="11906" w:h="16838"/>
       <w:pgMar w:top="1440" w:right="1440" w:bottom="1440" w:left="1440" w:header="720" w:footer="720" w:gutter="0"/>
       <w:cols w:space="720"/>
+      <w:titlePg/>
       <w:docGrid w:linePitch="360"/>
     </w:sectPr>
   </w:body>
@@ -840,17 +1196,22 @@
       <w:jc w:val="center"/>
     </w:pPr>
     <w:r>
-      <w:rPr>
-        <w:sz w:val="18"/>
-      </w:rPr>
-      <w:t xml:space="preserve">Page </w:t>
+      <w:fldChar w:fldCharType="begin"/>
     </w:r>
     <w:r>
-      <w:rPr>
-        <w:sz w:val="18"/>
-      </w:rPr>
-      <w:fldChar w:fldCharType="begin"/>
-      <w:instrText xml:space="preserve">PAGE</w:instrText>
+      <w:instrText xml:space="preserve"> PAGE </w:instrText>
+    </w:r>
+    <w:r>
+      <w:fldChar w:fldCharType="separate"/>
+    </w:r>
+    <w:r>
+      <w:rPr>
+        <w:rFonts w:ascii="Times New Roman" w:hAnsi="Times New Roman"/>
+        <w:sz w:val="24"/>
+      </w:rPr>
+      <w:t>2</w:t>
+    </w:r>
+    <w:r>
       <w:fldChar w:fldCharType="end"/>
     </w:r>
   </w:p>
@@ -1221,10 +1582,11 @@
     <w:qFormat/>
     <w:rsid w:val="00FC693F"/>
     <w:pPr>
-      <w:spacing w:after="120" w:line="276" w:lineRule="auto"/>
+      <w:spacing w:line="360" w:lineRule="auto" w:after="120"/>
+      <w:jc w:val="both"/>
     </w:pPr>
     <w:rPr>
-      <w:rFonts w:ascii="Times New Roman" w:hAnsi="Times New Roman" w:eastAsia="Times New Roman"/>
+      <w:rFonts w:ascii="Times New Roman" w:hAnsi="Times New Roman" w:eastAsia="Times New Roman" w:cs="Times New Roman"/>
       <w:sz w:val="24"/>
     </w:rPr>
   </w:style>
@@ -1283,15 +1645,18 @@
     <w:pPr>
       <w:keepNext/>
       <w:keepLines/>
-      <w:spacing w:before="480" w:after="0"/>
+      <w:pageBreakBefore/>
+      <w:spacing w:before="0" w:after="120" w:line="360" w:lineRule="auto"/>
+      <w:jc w:val="left"/>
       <w:outlineLvl w:val="0"/>
     </w:pPr>
     <w:rPr>
-      <w:rFonts w:asciiTheme="majorHAnsi" w:eastAsiaTheme="majorEastAsia" w:hAnsiTheme="majorHAnsi" w:cstheme="majorBidi" w:ascii="Times New Roman" w:hAnsi="Times New Roman"/>
+      <w:rFonts w:ascii="Times New Roman" w:hAnsi="Times New Roman" w:eastAsia="Times New Roman" w:cs="Times New Roman"/>
       <w:b/>
       <w:bCs/>
-      <w:color w:val="0F2B46"/>
-      <w:sz w:val="28"/>
+      <w:i w:val="0"/>
+      <w:color w:val="000000"/>
+      <w:sz w:val="32"/>
       <w:szCs w:val="28"/>
     </w:rPr>
   </w:style>
@@ -1307,15 +1672,18 @@
     <w:pPr>
       <w:keepNext/>
       <w:keepLines/>
-      <w:spacing w:before="200" w:after="0"/>
+      <w:pageBreakBefore w:val="0"/>
+      <w:spacing w:before="240" w:after="120" w:line="360" w:lineRule="auto"/>
+      <w:jc w:val="left"/>
       <w:outlineLvl w:val="1"/>
     </w:pPr>
     <w:rPr>
-      <w:rFonts w:asciiTheme="majorHAnsi" w:eastAsiaTheme="majorEastAsia" w:hAnsiTheme="majorHAnsi" w:cstheme="majorBidi" w:ascii="Times New Roman" w:hAnsi="Times New Roman"/>
+      <w:rFonts w:ascii="Times New Roman" w:hAnsi="Times New Roman" w:eastAsia="Times New Roman" w:cs="Times New Roman"/>
       <w:b/>
       <w:bCs/>
-      <w:color w:val="0F2B46"/>
-      <w:sz w:val="24"/>
+      <w:i w:val="0"/>
+      <w:color w:val="000000"/>
+      <w:sz w:val="28"/>
       <w:szCs w:val="26"/>
     </w:rPr>
   </w:style>
@@ -1754,8 +2122,14 @@
       <w:numPr>
         <w:numId w:val="1"/>
       </w:numPr>
+      <w:spacing w:line="360" w:lineRule="auto"/>
       <w:contextualSpacing/>
-    </w:pPr>
+      <w:jc w:val="both"/>
+    </w:pPr>
+    <w:rPr>
+      <w:rFonts w:ascii="Times New Roman" w:hAnsi="Times New Roman"/>
+      <w:sz w:val="24"/>
+    </w:rPr>
   </w:style>
   <w:style w:type="paragraph" w:styleId="ListBullet2">
     <w:name w:val="List Bullet 2"/>
@@ -2015,13 +2389,17 @@
     <w:qFormat/>
     <w:rsid w:val="00FC693F"/>
     <w:pPr>
-      <w:spacing w:line="240" w:lineRule="auto"/>
+      <w:keepNext/>
+      <w:spacing w:line="240" w:lineRule="auto" w:before="120" w:after="80"/>
+      <w:jc w:val="left"/>
     </w:pPr>
     <w:rPr>
-      <w:b/>
+      <w:rFonts w:ascii="Times New Roman" w:hAnsi="Times New Roman" w:eastAsia="Times New Roman" w:cs="Times New Roman"/>
+      <w:b w:val="0"/>
       <w:bCs/>
-      <w:color w:val="4F81BD" w:themeColor="accent1"/>
-      <w:sz w:val="18"/>
+      <w:i w:val="0"/>
+      <w:color w:val="000000"/>
+      <w:sz w:val="24"/>
       <w:szCs w:val="18"/>
     </w:rPr>
   </w:style>
